--- a/Skills/1-Cognitive skills/1-Memory/1-Theoretical/5-My Source/Memory.docx
+++ b/Skills/1-Cognitive skills/1-Memory/1-Theoretical/5-My Source/Memory.docx
@@ -24,112 +24,142 @@
       </w:pPr>
       <w:r>
         <w:rPr>
-          <w:b/>
-          <w:shd w:val="clear" w:color="auto" w:fill="B7B7B7"/>
-        </w:rPr>
-        <w:t># Source</w:t>
-      </w:r>
-      <w:r>
-        <w:rPr>
-          <w:shd w:val="clear" w:color="auto" w:fill="B7B7B7"/>
-        </w:rPr>
-        <w:t xml:space="preserve">: </w:t>
+          <w:rFonts w:ascii="Arial" w:eastAsia="Arial" w:hAnsi="Arial" w:cs="Arial"/>
+          <w:b/>
+          <w:color w:val="000000"/>
+          <w:sz w:val="18"/>
+          <w:highlight w:val="lightGray"/>
+        </w:rPr>
+        <w:t># Source: AI Source: Provided by: [Data Path</w:t>
+      </w:r>
+      <w:r>
+        <w:rPr>
+          <w:rFonts w:ascii="Arial" w:eastAsia="Arial" w:hAnsi="Arial" w:cs="Arial"/>
+          <w:color w:val="000000"/>
+          <w:sz w:val="18"/>
+          <w:highlight w:val="lightGray"/>
+        </w:rPr>
+        <w:t xml:space="preserve">: Persons Table -&gt; ID Column: 1, </w:t>
       </w:r>
       <w:proofErr w:type="spellStart"/>
       <w:r>
         <w:rPr>
-          <w:b/>
-          <w:shd w:val="clear" w:color="auto" w:fill="B7B7B7"/>
+          <w:rFonts w:ascii="Arial" w:eastAsia="Arial" w:hAnsi="Arial" w:cs="Arial"/>
+          <w:color w:val="000000"/>
+          <w:sz w:val="18"/>
+          <w:highlight w:val="lightGray"/>
+        </w:rPr>
+        <w:t>Name_En</w:t>
+      </w:r>
+      <w:proofErr w:type="spellEnd"/>
+      <w:r>
+        <w:rPr>
+          <w:rFonts w:ascii="Arial" w:eastAsia="Arial" w:hAnsi="Arial" w:cs="Arial"/>
+          <w:color w:val="000000"/>
+          <w:sz w:val="18"/>
+          <w:highlight w:val="lightGray"/>
+        </w:rPr>
+        <w:t xml:space="preserve"> Column: Motasem Essam] -&gt; </w:t>
+      </w:r>
+      <w:r>
+        <w:rPr>
+          <w:rFonts w:ascii="Arial" w:eastAsia="Arial" w:hAnsi="Arial" w:cs="Arial"/>
+          <w:b/>
+          <w:color w:val="000000"/>
+          <w:sz w:val="18"/>
+          <w:highlight w:val="lightGray"/>
+        </w:rPr>
+        <w:t>From:</w:t>
+      </w:r>
+      <w:r>
+        <w:rPr>
+          <w:rFonts w:ascii="Arial" w:eastAsia="Arial" w:hAnsi="Arial" w:cs="Arial"/>
+          <w:color w:val="000000"/>
+          <w:sz w:val="18"/>
+          <w:highlight w:val="lightGray"/>
+        </w:rPr>
+        <w:t xml:space="preserve"> [</w:t>
+      </w:r>
+      <w:proofErr w:type="spellStart"/>
+      <w:r>
+        <w:rPr>
+          <w:rFonts w:ascii="Arial" w:eastAsia="Arial" w:hAnsi="Arial" w:cs="Arial"/>
+          <w:color w:val="000000"/>
+          <w:sz w:val="18"/>
+          <w:highlight w:val="lightGray"/>
         </w:rPr>
         <w:t>Chatgpt</w:t>
       </w:r>
       <w:proofErr w:type="spellEnd"/>
       <w:r>
         <w:rPr>
-          <w:b/>
-          <w:shd w:val="clear" w:color="auto" w:fill="B7B7B7"/>
-        </w:rPr>
-        <w:t xml:space="preserve"> </w:t>
-      </w:r>
-      <w:r>
-        <w:rPr>
-          <w:b/>
-          <w:sz w:val="14"/>
-          <w:szCs w:val="14"/>
-          <w:shd w:val="clear" w:color="auto" w:fill="B7B7B7"/>
-        </w:rPr>
-        <w:t>(</w:t>
-      </w:r>
-      <w:r>
-        <w:rPr>
-          <w:b/>
-          <w:sz w:val="14"/>
-          <w:szCs w:val="14"/>
-          <w:shd w:val="clear" w:color="auto" w:fill="B7B7B7"/>
-        </w:rPr>
-        <w:t>GPT</w:t>
-      </w:r>
-      <w:r>
-        <w:rPr>
-          <w:rFonts w:ascii="Cambria Math" w:hAnsi="Cambria Math" w:cs="Cambria Math"/>
-          <w:b/>
-          <w:sz w:val="14"/>
-          <w:szCs w:val="14"/>
-          <w:shd w:val="clear" w:color="auto" w:fill="B7B7B7"/>
+          <w:rFonts w:ascii="Arial" w:eastAsia="Arial" w:hAnsi="Arial" w:cs="Arial"/>
+          <w:color w:val="000000"/>
+          <w:sz w:val="18"/>
+          <w:highlight w:val="lightGray"/>
+        </w:rPr>
+        <w:t xml:space="preserve"> (GPT</w:t>
+      </w:r>
+      <w:r>
+        <w:rPr>
+          <w:rFonts w:ascii="Cambria Math" w:eastAsia="Cambria Math" w:hAnsi="Cambria Math" w:cs="Cambria Math"/>
+          <w:color w:val="000000"/>
+          <w:sz w:val="18"/>
+          <w:highlight w:val="lightGray"/>
         </w:rPr>
         <w:t>‑</w:t>
       </w:r>
       <w:r>
         <w:rPr>
-          <w:b/>
-          <w:sz w:val="14"/>
-          <w:szCs w:val="14"/>
-          <w:shd w:val="clear" w:color="auto" w:fill="B7B7B7"/>
-        </w:rPr>
-        <w:t>5 Mini</w:t>
-      </w:r>
-      <w:r>
-        <w:rPr>
-          <w:b/>
-          <w:sz w:val="14"/>
-          <w:szCs w:val="14"/>
-          <w:shd w:val="clear" w:color="auto" w:fill="B7B7B7"/>
-        </w:rPr>
-        <w:t>) at [</w:t>
-      </w:r>
-      <w:r>
-        <w:rPr>
-          <w:b/>
-          <w:sz w:val="14"/>
-          <w:szCs w:val="14"/>
-          <w:shd w:val="clear" w:color="auto" w:fill="B7B7B7"/>
+          <w:rFonts w:ascii="Arial" w:eastAsia="Arial" w:hAnsi="Arial" w:cs="Arial"/>
+          <w:color w:val="000000"/>
+          <w:sz w:val="18"/>
+          <w:highlight w:val="lightGray"/>
+        </w:rPr>
+        <w:t xml:space="preserve">5 Mini)] </w:t>
+      </w:r>
+      <w:r>
+        <w:rPr>
+          <w:rFonts w:ascii="Arial" w:eastAsia="Arial" w:hAnsi="Arial" w:cs="Arial"/>
+          <w:b/>
+          <w:color w:val="000000"/>
+          <w:sz w:val="18"/>
+          <w:highlight w:val="lightGray"/>
+        </w:rPr>
+        <w:t>on</w:t>
+      </w:r>
+      <w:r>
+        <w:rPr>
+          <w:sz w:val="18"/>
+          <w:highlight w:val="lightGray"/>
+        </w:rPr>
+        <w:t xml:space="preserve"> [</w:t>
+      </w:r>
+      <w:r>
+        <w:rPr>
+          <w:sz w:val="18"/>
+          <w:highlight w:val="lightGray"/>
         </w:rPr>
         <w:t>9</w:t>
       </w:r>
       <w:r>
         <w:rPr>
-          <w:b/>
-          <w:sz w:val="14"/>
-          <w:szCs w:val="14"/>
-          <w:shd w:val="clear" w:color="auto" w:fill="B7B7B7"/>
-        </w:rPr>
-        <w:t>/2</w:t>
-      </w:r>
-      <w:r>
-        <w:rPr>
-          <w:b/>
-          <w:sz w:val="14"/>
-          <w:szCs w:val="14"/>
-          <w:shd w:val="clear" w:color="auto" w:fill="B7B7B7"/>
-        </w:rPr>
-        <w:t>0</w:t>
-      </w:r>
-      <w:r>
-        <w:rPr>
-          <w:b/>
-          <w:sz w:val="14"/>
-          <w:szCs w:val="14"/>
-          <w:shd w:val="clear" w:color="auto" w:fill="B7B7B7"/>
+          <w:sz w:val="18"/>
+          <w:highlight w:val="lightGray"/>
+        </w:rPr>
+        <w:t>/</w:t>
+      </w:r>
+      <w:r>
+        <w:rPr>
+          <w:sz w:val="18"/>
+          <w:highlight w:val="lightGray"/>
+        </w:rPr>
+        <w:t>20</w:t>
+      </w:r>
+      <w:r>
+        <w:rPr>
+          <w:sz w:val="18"/>
+          <w:highlight w:val="lightGray"/>
         </w:rPr>
         <w:t>/2025]</w:t>
       </w:r>
@@ -244,78 +274,116 @@
       </w:pPr>
       <w:r>
         <w:rPr>
-          <w:b/>
-          <w:shd w:val="clear" w:color="auto" w:fill="B7B7B7"/>
-        </w:rPr>
-        <w:t># Source</w:t>
-      </w:r>
-      <w:r>
-        <w:rPr>
-          <w:shd w:val="clear" w:color="auto" w:fill="B7B7B7"/>
-        </w:rPr>
-        <w:t xml:space="preserve">: </w:t>
+          <w:rFonts w:ascii="Arial" w:eastAsia="Arial" w:hAnsi="Arial" w:cs="Arial"/>
+          <w:b/>
+          <w:color w:val="000000"/>
+          <w:sz w:val="18"/>
+          <w:highlight w:val="lightGray"/>
+        </w:rPr>
+        <w:t># Source: AI Source: Provided by: [Data Path</w:t>
+      </w:r>
+      <w:r>
+        <w:rPr>
+          <w:rFonts w:ascii="Arial" w:eastAsia="Arial" w:hAnsi="Arial" w:cs="Arial"/>
+          <w:color w:val="000000"/>
+          <w:sz w:val="18"/>
+          <w:highlight w:val="lightGray"/>
+        </w:rPr>
+        <w:t xml:space="preserve">: Persons Table -&gt; ID Column: 1, </w:t>
       </w:r>
       <w:proofErr w:type="spellStart"/>
       <w:r>
         <w:rPr>
-          <w:b/>
-          <w:shd w:val="clear" w:color="auto" w:fill="B7B7B7"/>
+          <w:rFonts w:ascii="Arial" w:eastAsia="Arial" w:hAnsi="Arial" w:cs="Arial"/>
+          <w:color w:val="000000"/>
+          <w:sz w:val="18"/>
+          <w:highlight w:val="lightGray"/>
+        </w:rPr>
+        <w:t>Name_En</w:t>
+      </w:r>
+      <w:proofErr w:type="spellEnd"/>
+      <w:r>
+        <w:rPr>
+          <w:rFonts w:ascii="Arial" w:eastAsia="Arial" w:hAnsi="Arial" w:cs="Arial"/>
+          <w:color w:val="000000"/>
+          <w:sz w:val="18"/>
+          <w:highlight w:val="lightGray"/>
+        </w:rPr>
+        <w:t xml:space="preserve"> Column: Motasem Essam] -&gt; </w:t>
+      </w:r>
+      <w:r>
+        <w:rPr>
+          <w:rFonts w:ascii="Arial" w:eastAsia="Arial" w:hAnsi="Arial" w:cs="Arial"/>
+          <w:b/>
+          <w:color w:val="000000"/>
+          <w:sz w:val="18"/>
+          <w:highlight w:val="lightGray"/>
+        </w:rPr>
+        <w:t>From:</w:t>
+      </w:r>
+      <w:r>
+        <w:rPr>
+          <w:rFonts w:ascii="Arial" w:eastAsia="Arial" w:hAnsi="Arial" w:cs="Arial"/>
+          <w:color w:val="000000"/>
+          <w:sz w:val="18"/>
+          <w:highlight w:val="lightGray"/>
+        </w:rPr>
+        <w:t xml:space="preserve"> [</w:t>
+      </w:r>
+      <w:proofErr w:type="spellStart"/>
+      <w:r>
+        <w:rPr>
+          <w:rFonts w:ascii="Arial" w:eastAsia="Arial" w:hAnsi="Arial" w:cs="Arial"/>
+          <w:color w:val="000000"/>
+          <w:sz w:val="18"/>
+          <w:highlight w:val="lightGray"/>
         </w:rPr>
         <w:t>Chatgpt</w:t>
       </w:r>
       <w:proofErr w:type="spellEnd"/>
       <w:r>
         <w:rPr>
-          <w:b/>
-          <w:shd w:val="clear" w:color="auto" w:fill="B7B7B7"/>
-        </w:rPr>
-        <w:t xml:space="preserve"> </w:t>
-      </w:r>
-      <w:r>
-        <w:rPr>
-          <w:b/>
-          <w:sz w:val="14"/>
-          <w:szCs w:val="14"/>
-          <w:shd w:val="clear" w:color="auto" w:fill="B7B7B7"/>
-        </w:rPr>
-        <w:t>(</w:t>
-      </w:r>
-      <w:r>
-        <w:rPr>
-          <w:b/>
-          <w:sz w:val="14"/>
-          <w:szCs w:val="14"/>
-          <w:shd w:val="clear" w:color="auto" w:fill="B7B7B7"/>
-        </w:rPr>
-        <w:t>GPT</w:t>
-      </w:r>
-      <w:r>
-        <w:rPr>
-          <w:rFonts w:ascii="Cambria Math" w:hAnsi="Cambria Math" w:cs="Cambria Math"/>
-          <w:b/>
-          <w:sz w:val="14"/>
-          <w:szCs w:val="14"/>
-          <w:shd w:val="clear" w:color="auto" w:fill="B7B7B7"/>
+          <w:rFonts w:ascii="Arial" w:eastAsia="Arial" w:hAnsi="Arial" w:cs="Arial"/>
+          <w:color w:val="000000"/>
+          <w:sz w:val="18"/>
+          <w:highlight w:val="lightGray"/>
+        </w:rPr>
+        <w:t xml:space="preserve"> (GPT</w:t>
+      </w:r>
+      <w:r>
+        <w:rPr>
+          <w:rFonts w:ascii="Cambria Math" w:eastAsia="Cambria Math" w:hAnsi="Cambria Math" w:cs="Cambria Math"/>
+          <w:color w:val="000000"/>
+          <w:sz w:val="18"/>
+          <w:highlight w:val="lightGray"/>
         </w:rPr>
         <w:t>‑</w:t>
       </w:r>
       <w:r>
         <w:rPr>
-          <w:b/>
-          <w:sz w:val="14"/>
-          <w:szCs w:val="14"/>
-          <w:shd w:val="clear" w:color="auto" w:fill="B7B7B7"/>
-        </w:rPr>
-        <w:t>5 Mini</w:t>
-      </w:r>
-      <w:r>
-        <w:rPr>
-          <w:b/>
-          <w:sz w:val="14"/>
-          <w:szCs w:val="14"/>
-          <w:shd w:val="clear" w:color="auto" w:fill="B7B7B7"/>
-        </w:rPr>
-        <w:t>) at [9/20/2025]</w:t>
+          <w:rFonts w:ascii="Arial" w:eastAsia="Arial" w:hAnsi="Arial" w:cs="Arial"/>
+          <w:color w:val="000000"/>
+          <w:sz w:val="18"/>
+          <w:highlight w:val="lightGray"/>
+        </w:rPr>
+        <w:t xml:space="preserve">5 Mini)] </w:t>
+      </w:r>
+      <w:r>
+        <w:rPr>
+          <w:rFonts w:ascii="Arial" w:eastAsia="Arial" w:hAnsi="Arial" w:cs="Arial"/>
+          <w:b/>
+          <w:color w:val="000000"/>
+          <w:sz w:val="18"/>
+          <w:highlight w:val="lightGray"/>
+        </w:rPr>
+        <w:t>on</w:t>
+      </w:r>
+      <w:r>
+        <w:rPr>
+          <w:sz w:val="18"/>
+          <w:highlight w:val="lightGray"/>
+        </w:rPr>
+        <w:t xml:space="preserve"> [9/20/2025]</w:t>
       </w:r>
     </w:p>
     <w:p>
@@ -407,78 +475,116 @@
       </w:pPr>
       <w:r>
         <w:rPr>
-          <w:b/>
-          <w:shd w:val="clear" w:color="auto" w:fill="B7B7B7"/>
-        </w:rPr>
-        <w:t># Source</w:t>
-      </w:r>
-      <w:r>
-        <w:rPr>
-          <w:shd w:val="clear" w:color="auto" w:fill="B7B7B7"/>
-        </w:rPr>
-        <w:t xml:space="preserve">: </w:t>
+          <w:rFonts w:ascii="Arial" w:eastAsia="Arial" w:hAnsi="Arial" w:cs="Arial"/>
+          <w:b/>
+          <w:color w:val="000000"/>
+          <w:sz w:val="18"/>
+          <w:highlight w:val="lightGray"/>
+        </w:rPr>
+        <w:t># Source: AI Source: Provided by: [Data Path</w:t>
+      </w:r>
+      <w:r>
+        <w:rPr>
+          <w:rFonts w:ascii="Arial" w:eastAsia="Arial" w:hAnsi="Arial" w:cs="Arial"/>
+          <w:color w:val="000000"/>
+          <w:sz w:val="18"/>
+          <w:highlight w:val="lightGray"/>
+        </w:rPr>
+        <w:t xml:space="preserve">: Persons Table -&gt; ID Column: 1, </w:t>
       </w:r>
       <w:proofErr w:type="spellStart"/>
       <w:r>
         <w:rPr>
-          <w:b/>
-          <w:shd w:val="clear" w:color="auto" w:fill="B7B7B7"/>
+          <w:rFonts w:ascii="Arial" w:eastAsia="Arial" w:hAnsi="Arial" w:cs="Arial"/>
+          <w:color w:val="000000"/>
+          <w:sz w:val="18"/>
+          <w:highlight w:val="lightGray"/>
+        </w:rPr>
+        <w:t>Name_En</w:t>
+      </w:r>
+      <w:proofErr w:type="spellEnd"/>
+      <w:r>
+        <w:rPr>
+          <w:rFonts w:ascii="Arial" w:eastAsia="Arial" w:hAnsi="Arial" w:cs="Arial"/>
+          <w:color w:val="000000"/>
+          <w:sz w:val="18"/>
+          <w:highlight w:val="lightGray"/>
+        </w:rPr>
+        <w:t xml:space="preserve"> Column: Motasem Essam] -&gt; </w:t>
+      </w:r>
+      <w:r>
+        <w:rPr>
+          <w:rFonts w:ascii="Arial" w:eastAsia="Arial" w:hAnsi="Arial" w:cs="Arial"/>
+          <w:b/>
+          <w:color w:val="000000"/>
+          <w:sz w:val="18"/>
+          <w:highlight w:val="lightGray"/>
+        </w:rPr>
+        <w:t>From:</w:t>
+      </w:r>
+      <w:r>
+        <w:rPr>
+          <w:rFonts w:ascii="Arial" w:eastAsia="Arial" w:hAnsi="Arial" w:cs="Arial"/>
+          <w:color w:val="000000"/>
+          <w:sz w:val="18"/>
+          <w:highlight w:val="lightGray"/>
+        </w:rPr>
+        <w:t xml:space="preserve"> [</w:t>
+      </w:r>
+      <w:proofErr w:type="spellStart"/>
+      <w:r>
+        <w:rPr>
+          <w:rFonts w:ascii="Arial" w:eastAsia="Arial" w:hAnsi="Arial" w:cs="Arial"/>
+          <w:color w:val="000000"/>
+          <w:sz w:val="18"/>
+          <w:highlight w:val="lightGray"/>
         </w:rPr>
         <w:t>Chatgpt</w:t>
       </w:r>
       <w:proofErr w:type="spellEnd"/>
       <w:r>
         <w:rPr>
-          <w:b/>
-          <w:shd w:val="clear" w:color="auto" w:fill="B7B7B7"/>
-        </w:rPr>
-        <w:t xml:space="preserve"> </w:t>
-      </w:r>
-      <w:r>
-        <w:rPr>
-          <w:b/>
-          <w:sz w:val="14"/>
-          <w:szCs w:val="14"/>
-          <w:shd w:val="clear" w:color="auto" w:fill="B7B7B7"/>
-        </w:rPr>
-        <w:t>(</w:t>
-      </w:r>
-      <w:r>
-        <w:rPr>
-          <w:b/>
-          <w:sz w:val="14"/>
-          <w:szCs w:val="14"/>
-          <w:shd w:val="clear" w:color="auto" w:fill="B7B7B7"/>
-        </w:rPr>
-        <w:t>GPT</w:t>
-      </w:r>
-      <w:r>
-        <w:rPr>
-          <w:rFonts w:ascii="Cambria Math" w:hAnsi="Cambria Math" w:cs="Cambria Math"/>
-          <w:b/>
-          <w:sz w:val="14"/>
-          <w:szCs w:val="14"/>
-          <w:shd w:val="clear" w:color="auto" w:fill="B7B7B7"/>
+          <w:rFonts w:ascii="Arial" w:eastAsia="Arial" w:hAnsi="Arial" w:cs="Arial"/>
+          <w:color w:val="000000"/>
+          <w:sz w:val="18"/>
+          <w:highlight w:val="lightGray"/>
+        </w:rPr>
+        <w:t xml:space="preserve"> (GPT</w:t>
+      </w:r>
+      <w:r>
+        <w:rPr>
+          <w:rFonts w:ascii="Cambria Math" w:eastAsia="Cambria Math" w:hAnsi="Cambria Math" w:cs="Cambria Math"/>
+          <w:color w:val="000000"/>
+          <w:sz w:val="18"/>
+          <w:highlight w:val="lightGray"/>
         </w:rPr>
         <w:t>‑</w:t>
       </w:r>
       <w:r>
         <w:rPr>
-          <w:b/>
-          <w:sz w:val="14"/>
-          <w:szCs w:val="14"/>
-          <w:shd w:val="clear" w:color="auto" w:fill="B7B7B7"/>
-        </w:rPr>
-        <w:t>5 Mini</w:t>
-      </w:r>
-      <w:r>
-        <w:rPr>
-          <w:b/>
-          <w:sz w:val="14"/>
-          <w:szCs w:val="14"/>
-          <w:shd w:val="clear" w:color="auto" w:fill="B7B7B7"/>
-        </w:rPr>
-        <w:t>) at [9/20/2025]</w:t>
+          <w:rFonts w:ascii="Arial" w:eastAsia="Arial" w:hAnsi="Arial" w:cs="Arial"/>
+          <w:color w:val="000000"/>
+          <w:sz w:val="18"/>
+          <w:highlight w:val="lightGray"/>
+        </w:rPr>
+        <w:t xml:space="preserve">5 Mini)] </w:t>
+      </w:r>
+      <w:r>
+        <w:rPr>
+          <w:rFonts w:ascii="Arial" w:eastAsia="Arial" w:hAnsi="Arial" w:cs="Arial"/>
+          <w:b/>
+          <w:color w:val="000000"/>
+          <w:sz w:val="18"/>
+          <w:highlight w:val="lightGray"/>
+        </w:rPr>
+        <w:t>on</w:t>
+      </w:r>
+      <w:r>
+        <w:rPr>
+          <w:sz w:val="18"/>
+          <w:highlight w:val="lightGray"/>
+        </w:rPr>
+        <w:t xml:space="preserve"> [9/20/2025]</w:t>
       </w:r>
     </w:p>
     <w:p>
@@ -677,78 +783,116 @@
       </w:pPr>
       <w:r>
         <w:rPr>
-          <w:b/>
-          <w:shd w:val="clear" w:color="auto" w:fill="B7B7B7"/>
-        </w:rPr>
-        <w:t># Source</w:t>
-      </w:r>
-      <w:r>
-        <w:rPr>
-          <w:shd w:val="clear" w:color="auto" w:fill="B7B7B7"/>
-        </w:rPr>
-        <w:t xml:space="preserve">: </w:t>
+          <w:rFonts w:ascii="Arial" w:eastAsia="Arial" w:hAnsi="Arial" w:cs="Arial"/>
+          <w:b/>
+          <w:color w:val="000000"/>
+          <w:sz w:val="18"/>
+          <w:highlight w:val="lightGray"/>
+        </w:rPr>
+        <w:t># Source: AI Source: Provided by: [Data Path</w:t>
+      </w:r>
+      <w:r>
+        <w:rPr>
+          <w:rFonts w:ascii="Arial" w:eastAsia="Arial" w:hAnsi="Arial" w:cs="Arial"/>
+          <w:color w:val="000000"/>
+          <w:sz w:val="18"/>
+          <w:highlight w:val="lightGray"/>
+        </w:rPr>
+        <w:t xml:space="preserve">: Persons Table -&gt; ID Column: 1, </w:t>
       </w:r>
       <w:proofErr w:type="spellStart"/>
       <w:r>
         <w:rPr>
-          <w:b/>
-          <w:shd w:val="clear" w:color="auto" w:fill="B7B7B7"/>
+          <w:rFonts w:ascii="Arial" w:eastAsia="Arial" w:hAnsi="Arial" w:cs="Arial"/>
+          <w:color w:val="000000"/>
+          <w:sz w:val="18"/>
+          <w:highlight w:val="lightGray"/>
+        </w:rPr>
+        <w:t>Name_En</w:t>
+      </w:r>
+      <w:proofErr w:type="spellEnd"/>
+      <w:r>
+        <w:rPr>
+          <w:rFonts w:ascii="Arial" w:eastAsia="Arial" w:hAnsi="Arial" w:cs="Arial"/>
+          <w:color w:val="000000"/>
+          <w:sz w:val="18"/>
+          <w:highlight w:val="lightGray"/>
+        </w:rPr>
+        <w:t xml:space="preserve"> Column: Motasem Essam] -&gt; </w:t>
+      </w:r>
+      <w:r>
+        <w:rPr>
+          <w:rFonts w:ascii="Arial" w:eastAsia="Arial" w:hAnsi="Arial" w:cs="Arial"/>
+          <w:b/>
+          <w:color w:val="000000"/>
+          <w:sz w:val="18"/>
+          <w:highlight w:val="lightGray"/>
+        </w:rPr>
+        <w:t>From:</w:t>
+      </w:r>
+      <w:r>
+        <w:rPr>
+          <w:rFonts w:ascii="Arial" w:eastAsia="Arial" w:hAnsi="Arial" w:cs="Arial"/>
+          <w:color w:val="000000"/>
+          <w:sz w:val="18"/>
+          <w:highlight w:val="lightGray"/>
+        </w:rPr>
+        <w:t xml:space="preserve"> [</w:t>
+      </w:r>
+      <w:proofErr w:type="spellStart"/>
+      <w:r>
+        <w:rPr>
+          <w:rFonts w:ascii="Arial" w:eastAsia="Arial" w:hAnsi="Arial" w:cs="Arial"/>
+          <w:color w:val="000000"/>
+          <w:sz w:val="18"/>
+          <w:highlight w:val="lightGray"/>
         </w:rPr>
         <w:t>Chatgpt</w:t>
       </w:r>
       <w:proofErr w:type="spellEnd"/>
       <w:r>
         <w:rPr>
-          <w:b/>
-          <w:shd w:val="clear" w:color="auto" w:fill="B7B7B7"/>
-        </w:rPr>
-        <w:t xml:space="preserve"> </w:t>
-      </w:r>
-      <w:r>
-        <w:rPr>
-          <w:b/>
-          <w:sz w:val="14"/>
-          <w:szCs w:val="14"/>
-          <w:shd w:val="clear" w:color="auto" w:fill="B7B7B7"/>
-        </w:rPr>
-        <w:t>(</w:t>
-      </w:r>
-      <w:r>
-        <w:rPr>
-          <w:b/>
-          <w:sz w:val="14"/>
-          <w:szCs w:val="14"/>
-          <w:shd w:val="clear" w:color="auto" w:fill="B7B7B7"/>
-        </w:rPr>
-        <w:t>GPT</w:t>
-      </w:r>
-      <w:r>
-        <w:rPr>
-          <w:rFonts w:ascii="Cambria Math" w:hAnsi="Cambria Math" w:cs="Cambria Math"/>
-          <w:b/>
-          <w:sz w:val="14"/>
-          <w:szCs w:val="14"/>
-          <w:shd w:val="clear" w:color="auto" w:fill="B7B7B7"/>
+          <w:rFonts w:ascii="Arial" w:eastAsia="Arial" w:hAnsi="Arial" w:cs="Arial"/>
+          <w:color w:val="000000"/>
+          <w:sz w:val="18"/>
+          <w:highlight w:val="lightGray"/>
+        </w:rPr>
+        <w:t xml:space="preserve"> (GPT</w:t>
+      </w:r>
+      <w:r>
+        <w:rPr>
+          <w:rFonts w:ascii="Cambria Math" w:eastAsia="Cambria Math" w:hAnsi="Cambria Math" w:cs="Cambria Math"/>
+          <w:color w:val="000000"/>
+          <w:sz w:val="18"/>
+          <w:highlight w:val="lightGray"/>
         </w:rPr>
         <w:t>‑</w:t>
       </w:r>
       <w:r>
         <w:rPr>
-          <w:b/>
-          <w:sz w:val="14"/>
-          <w:szCs w:val="14"/>
-          <w:shd w:val="clear" w:color="auto" w:fill="B7B7B7"/>
-        </w:rPr>
-        <w:t>5 Mini</w:t>
-      </w:r>
-      <w:r>
-        <w:rPr>
-          <w:b/>
-          <w:sz w:val="14"/>
-          <w:szCs w:val="14"/>
-          <w:shd w:val="clear" w:color="auto" w:fill="B7B7B7"/>
-        </w:rPr>
-        <w:t>) at [9/20/2025]</w:t>
+          <w:rFonts w:ascii="Arial" w:eastAsia="Arial" w:hAnsi="Arial" w:cs="Arial"/>
+          <w:color w:val="000000"/>
+          <w:sz w:val="18"/>
+          <w:highlight w:val="lightGray"/>
+        </w:rPr>
+        <w:t xml:space="preserve">5 Mini)] </w:t>
+      </w:r>
+      <w:r>
+        <w:rPr>
+          <w:rFonts w:ascii="Arial" w:eastAsia="Arial" w:hAnsi="Arial" w:cs="Arial"/>
+          <w:b/>
+          <w:color w:val="000000"/>
+          <w:sz w:val="18"/>
+          <w:highlight w:val="lightGray"/>
+        </w:rPr>
+        <w:t>on</w:t>
+      </w:r>
+      <w:r>
+        <w:rPr>
+          <w:sz w:val="18"/>
+          <w:highlight w:val="lightGray"/>
+        </w:rPr>
+        <w:t xml:space="preserve"> [9/20/2025]</w:t>
       </w:r>
     </w:p>
     <w:p>
@@ -1176,78 +1320,116 @@
       </w:pPr>
       <w:r>
         <w:rPr>
-          <w:b/>
-          <w:shd w:val="clear" w:color="auto" w:fill="B7B7B7"/>
-        </w:rPr>
-        <w:t># Source</w:t>
-      </w:r>
-      <w:r>
-        <w:rPr>
-          <w:shd w:val="clear" w:color="auto" w:fill="B7B7B7"/>
-        </w:rPr>
-        <w:t xml:space="preserve">: </w:t>
+          <w:rFonts w:ascii="Arial" w:eastAsia="Arial" w:hAnsi="Arial" w:cs="Arial"/>
+          <w:b/>
+          <w:color w:val="000000"/>
+          <w:sz w:val="18"/>
+          <w:highlight w:val="lightGray"/>
+        </w:rPr>
+        <w:t># Source: AI Source: Provided by: [Data Path</w:t>
+      </w:r>
+      <w:r>
+        <w:rPr>
+          <w:rFonts w:ascii="Arial" w:eastAsia="Arial" w:hAnsi="Arial" w:cs="Arial"/>
+          <w:color w:val="000000"/>
+          <w:sz w:val="18"/>
+          <w:highlight w:val="lightGray"/>
+        </w:rPr>
+        <w:t xml:space="preserve">: Persons Table -&gt; ID Column: 1, </w:t>
       </w:r>
       <w:proofErr w:type="spellStart"/>
       <w:r>
         <w:rPr>
-          <w:b/>
-          <w:shd w:val="clear" w:color="auto" w:fill="B7B7B7"/>
+          <w:rFonts w:ascii="Arial" w:eastAsia="Arial" w:hAnsi="Arial" w:cs="Arial"/>
+          <w:color w:val="000000"/>
+          <w:sz w:val="18"/>
+          <w:highlight w:val="lightGray"/>
+        </w:rPr>
+        <w:t>Name_En</w:t>
+      </w:r>
+      <w:proofErr w:type="spellEnd"/>
+      <w:r>
+        <w:rPr>
+          <w:rFonts w:ascii="Arial" w:eastAsia="Arial" w:hAnsi="Arial" w:cs="Arial"/>
+          <w:color w:val="000000"/>
+          <w:sz w:val="18"/>
+          <w:highlight w:val="lightGray"/>
+        </w:rPr>
+        <w:t xml:space="preserve"> Column: Motasem Essam] -&gt; </w:t>
+      </w:r>
+      <w:r>
+        <w:rPr>
+          <w:rFonts w:ascii="Arial" w:eastAsia="Arial" w:hAnsi="Arial" w:cs="Arial"/>
+          <w:b/>
+          <w:color w:val="000000"/>
+          <w:sz w:val="18"/>
+          <w:highlight w:val="lightGray"/>
+        </w:rPr>
+        <w:t>From:</w:t>
+      </w:r>
+      <w:r>
+        <w:rPr>
+          <w:rFonts w:ascii="Arial" w:eastAsia="Arial" w:hAnsi="Arial" w:cs="Arial"/>
+          <w:color w:val="000000"/>
+          <w:sz w:val="18"/>
+          <w:highlight w:val="lightGray"/>
+        </w:rPr>
+        <w:t xml:space="preserve"> [</w:t>
+      </w:r>
+      <w:proofErr w:type="spellStart"/>
+      <w:r>
+        <w:rPr>
+          <w:rFonts w:ascii="Arial" w:eastAsia="Arial" w:hAnsi="Arial" w:cs="Arial"/>
+          <w:color w:val="000000"/>
+          <w:sz w:val="18"/>
+          <w:highlight w:val="lightGray"/>
         </w:rPr>
         <w:t>Chatgpt</w:t>
       </w:r>
       <w:proofErr w:type="spellEnd"/>
       <w:r>
         <w:rPr>
-          <w:b/>
-          <w:shd w:val="clear" w:color="auto" w:fill="B7B7B7"/>
-        </w:rPr>
-        <w:t xml:space="preserve"> </w:t>
-      </w:r>
-      <w:r>
-        <w:rPr>
-          <w:b/>
-          <w:sz w:val="14"/>
-          <w:szCs w:val="14"/>
-          <w:shd w:val="clear" w:color="auto" w:fill="B7B7B7"/>
-        </w:rPr>
-        <w:t>(</w:t>
-      </w:r>
-      <w:r>
-        <w:rPr>
-          <w:b/>
-          <w:sz w:val="14"/>
-          <w:szCs w:val="14"/>
-          <w:shd w:val="clear" w:color="auto" w:fill="B7B7B7"/>
-        </w:rPr>
-        <w:t>GPT</w:t>
-      </w:r>
-      <w:r>
-        <w:rPr>
-          <w:rFonts w:ascii="Cambria Math" w:hAnsi="Cambria Math" w:cs="Cambria Math"/>
-          <w:b/>
-          <w:sz w:val="14"/>
-          <w:szCs w:val="14"/>
-          <w:shd w:val="clear" w:color="auto" w:fill="B7B7B7"/>
+          <w:rFonts w:ascii="Arial" w:eastAsia="Arial" w:hAnsi="Arial" w:cs="Arial"/>
+          <w:color w:val="000000"/>
+          <w:sz w:val="18"/>
+          <w:highlight w:val="lightGray"/>
+        </w:rPr>
+        <w:t xml:space="preserve"> (GPT</w:t>
+      </w:r>
+      <w:r>
+        <w:rPr>
+          <w:rFonts w:ascii="Cambria Math" w:eastAsia="Cambria Math" w:hAnsi="Cambria Math" w:cs="Cambria Math"/>
+          <w:color w:val="000000"/>
+          <w:sz w:val="18"/>
+          <w:highlight w:val="lightGray"/>
         </w:rPr>
         <w:t>‑</w:t>
       </w:r>
       <w:r>
         <w:rPr>
-          <w:b/>
-          <w:sz w:val="14"/>
-          <w:szCs w:val="14"/>
-          <w:shd w:val="clear" w:color="auto" w:fill="B7B7B7"/>
-        </w:rPr>
-        <w:t>5 Mini</w:t>
-      </w:r>
-      <w:r>
-        <w:rPr>
-          <w:b/>
-          <w:sz w:val="14"/>
-          <w:szCs w:val="14"/>
-          <w:shd w:val="clear" w:color="auto" w:fill="B7B7B7"/>
-        </w:rPr>
-        <w:t>) at [9/20/2025]</w:t>
+          <w:rFonts w:ascii="Arial" w:eastAsia="Arial" w:hAnsi="Arial" w:cs="Arial"/>
+          <w:color w:val="000000"/>
+          <w:sz w:val="18"/>
+          <w:highlight w:val="lightGray"/>
+        </w:rPr>
+        <w:t xml:space="preserve">5 Mini)] </w:t>
+      </w:r>
+      <w:r>
+        <w:rPr>
+          <w:rFonts w:ascii="Arial" w:eastAsia="Arial" w:hAnsi="Arial" w:cs="Arial"/>
+          <w:b/>
+          <w:color w:val="000000"/>
+          <w:sz w:val="18"/>
+          <w:highlight w:val="lightGray"/>
+        </w:rPr>
+        <w:t>on</w:t>
+      </w:r>
+      <w:r>
+        <w:rPr>
+          <w:sz w:val="18"/>
+          <w:highlight w:val="lightGray"/>
+        </w:rPr>
+        <w:t xml:space="preserve"> [9/20/2025]</w:t>
       </w:r>
     </w:p>
     <w:p>

--- a/Skills/1-Cognitive skills/1-Memory/1-Theoretical/5-My Source/Memory.docx
+++ b/Skills/1-Cognitive skills/1-Memory/1-Theoretical/5-My Source/Memory.docx
@@ -80,7 +80,6 @@
         </w:rPr>
         <w:t xml:space="preserve"> [</w:t>
       </w:r>
-      <w:proofErr w:type="spellStart"/>
       <w:r>
         <w:rPr>
           <w:rFonts w:ascii="Arial" w:eastAsia="Arial" w:hAnsi="Arial" w:cs="Arial"/>
@@ -88,9 +87,8 @@
           <w:sz w:val="18"/>
           <w:highlight w:val="lightGray"/>
         </w:rPr>
-        <w:t>Chatgpt</w:t>
-      </w:r>
-      <w:proofErr w:type="spellEnd"/>
+        <w:t>ChatGPT</w:t>
+      </w:r>
       <w:r>
         <w:rPr>
           <w:rFonts w:ascii="Arial" w:eastAsia="Arial" w:hAnsi="Arial" w:cs="Arial"/>
@@ -98,16 +96,143 @@
           <w:sz w:val="18"/>
           <w:highlight w:val="lightGray"/>
         </w:rPr>
-        <w:t xml:space="preserve"> (GPT</w:t>
-      </w:r>
-      <w:r>
-        <w:rPr>
-          <w:rFonts w:ascii="Cambria Math" w:eastAsia="Cambria Math" w:hAnsi="Cambria Math" w:cs="Cambria Math"/>
+        <w:t xml:space="preserve">] </w:t>
+      </w:r>
+      <w:r>
+        <w:rPr>
+          <w:rFonts w:ascii="Arial" w:eastAsia="Arial" w:hAnsi="Arial" w:cs="Arial"/>
+          <w:b/>
           <w:color w:val="000000"/>
           <w:sz w:val="18"/>
           <w:highlight w:val="lightGray"/>
         </w:rPr>
-        <w:t>‑</w:t>
+        <w:t>on</w:t>
+      </w:r>
+      <w:r>
+        <w:rPr>
+          <w:sz w:val="18"/>
+          <w:highlight w:val="lightGray"/>
+        </w:rPr>
+        <w:t xml:space="preserve"> [9/20/2025]</w:t>
+      </w:r>
+    </w:p>
+    <w:p>
+      <w:pPr>
+        <w:rPr>
+          <w:rFonts w:ascii="Roboto Mono" w:hAnsi="Roboto Mono"/>
+        </w:rPr>
+      </w:pPr>
+      <w:r>
+        <w:rPr>
+          <w:rFonts w:ascii="Roboto Mono" w:hAnsi="Roboto Mono"/>
+        </w:rPr>
+        <w:t xml:space="preserve">In </w:t>
+      </w:r>
+      <w:r>
+        <w:rPr>
+          <w:rFonts w:ascii="Roboto Mono" w:hAnsi="Roboto Mono"/>
+          <w:b/>
+          <w:bCs/>
+        </w:rPr>
+        <w:t>cognitive skills</w:t>
+      </w:r>
+      <w:r>
+        <w:rPr>
+          <w:rFonts w:ascii="Roboto Mono" w:hAnsi="Roboto Mono"/>
+        </w:rPr>
+        <w:t xml:space="preserve">, </w:t>
+      </w:r>
+      <w:r>
+        <w:rPr>
+          <w:rFonts w:ascii="Roboto Mono" w:hAnsi="Roboto Mono"/>
+          <w:b/>
+          <w:bCs/>
+        </w:rPr>
+        <w:t>memory</w:t>
+      </w:r>
+      <w:r>
+        <w:rPr>
+          <w:rFonts w:ascii="Roboto Mono" w:hAnsi="Roboto Mono"/>
+        </w:rPr>
+        <w:t xml:space="preserve"> is the mental ability to </w:t>
+      </w:r>
+      <w:r>
+        <w:rPr>
+          <w:rFonts w:ascii="Roboto Mono" w:hAnsi="Roboto Mono"/>
+          <w:b/>
+          <w:bCs/>
+        </w:rPr>
+        <w:t>encode, store, and retrieve information</w:t>
+      </w:r>
+      <w:r>
+        <w:rPr>
+          <w:rFonts w:ascii="Roboto Mono" w:hAnsi="Roboto Mono"/>
+        </w:rPr>
+        <w:t xml:space="preserve"> when needed. It is a fundamental cognitive function that allows humans to learn from experiences, recognize patterns, and make decisions based on past knowledge.</w:t>
+      </w:r>
+    </w:p>
+    <w:p>
+      <w:pPr>
+        <w:rPr>
+          <w:rFonts w:ascii="Roboto Mono" w:hAnsi="Roboto Mono"/>
+        </w:rPr>
+      </w:pPr>
+      <w:r>
+        <w:rPr>
+          <w:rFonts w:ascii="Roboto Mono" w:hAnsi="Roboto Mono"/>
+        </w:rPr>
+        <w:t xml:space="preserve">Memory can be understood in terms of </w:t>
+      </w:r>
+      <w:r>
+        <w:rPr>
+          <w:rFonts w:ascii="Roboto Mono" w:hAnsi="Roboto Mono"/>
+          <w:b/>
+          <w:bCs/>
+        </w:rPr>
+        <w:t>types</w:t>
+      </w:r>
+      <w:r>
+        <w:rPr>
+          <w:rFonts w:ascii="Roboto Mono" w:hAnsi="Roboto Mono"/>
+        </w:rPr>
+        <w:t xml:space="preserve"> and </w:t>
+      </w:r>
+      <w:r>
+        <w:rPr>
+          <w:rFonts w:ascii="Roboto Mono" w:hAnsi="Roboto Mono"/>
+          <w:b/>
+          <w:bCs/>
+        </w:rPr>
+        <w:t>processes</w:t>
+      </w:r>
+      <w:r>
+        <w:rPr>
+          <w:rFonts w:ascii="Roboto Mono" w:hAnsi="Roboto Mono"/>
+        </w:rPr>
+        <w:t>:</w:t>
+      </w:r>
+    </w:p>
+    <w:p>
+      <w:pPr>
+        <w:pStyle w:val="Heading2"/>
+      </w:pPr>
+      <w:r>
+        <w:t>Processes of Memory</w:t>
+      </w:r>
+    </w:p>
+    <w:p>
+      <w:pPr>
+        <w:spacing w:before="240" w:after="240"/>
+      </w:pPr>
+      <w:r>
+        <w:rPr>
+          <w:rFonts w:ascii="Arial" w:eastAsia="Arial" w:hAnsi="Arial" w:cs="Arial"/>
+          <w:b/>
+          <w:color w:val="000000"/>
+          <w:sz w:val="18"/>
+          <w:highlight w:val="lightGray"/>
+        </w:rPr>
+        <w:t># Source: AI Source: Provided by: [Data Path</w:t>
       </w:r>
       <w:r>
         <w:rPr>
@@ -116,172 +241,9 @@
           <w:sz w:val="18"/>
           <w:highlight w:val="lightGray"/>
         </w:rPr>
-        <w:t xml:space="preserve">5 Mini)] </w:t>
-      </w:r>
-      <w:r>
-        <w:rPr>
-          <w:rFonts w:ascii="Arial" w:eastAsia="Arial" w:hAnsi="Arial" w:cs="Arial"/>
-          <w:b/>
-          <w:color w:val="000000"/>
-          <w:sz w:val="18"/>
-          <w:highlight w:val="lightGray"/>
-        </w:rPr>
-        <w:t>on</w:t>
-      </w:r>
-      <w:r>
-        <w:rPr>
-          <w:sz w:val="18"/>
-          <w:highlight w:val="lightGray"/>
-        </w:rPr>
-        <w:t xml:space="preserve"> [</w:t>
-      </w:r>
-      <w:r>
-        <w:rPr>
-          <w:sz w:val="18"/>
-          <w:highlight w:val="lightGray"/>
-        </w:rPr>
-        <w:t>9</w:t>
-      </w:r>
-      <w:r>
-        <w:rPr>
-          <w:sz w:val="18"/>
-          <w:highlight w:val="lightGray"/>
-        </w:rPr>
-        <w:t>/</w:t>
-      </w:r>
-      <w:r>
-        <w:rPr>
-          <w:sz w:val="18"/>
-          <w:highlight w:val="lightGray"/>
-        </w:rPr>
-        <w:t>20</w:t>
-      </w:r>
-      <w:r>
-        <w:rPr>
-          <w:sz w:val="18"/>
-          <w:highlight w:val="lightGray"/>
-        </w:rPr>
-        <w:t>/2025]</w:t>
-      </w:r>
-    </w:p>
-    <w:p>
-      <w:pPr>
-        <w:rPr>
-          <w:rFonts w:ascii="Roboto Mono" w:hAnsi="Roboto Mono"/>
-        </w:rPr>
-      </w:pPr>
-      <w:r>
-        <w:rPr>
-          <w:rFonts w:ascii="Roboto Mono" w:hAnsi="Roboto Mono"/>
-        </w:rPr>
-        <w:t xml:space="preserve">In </w:t>
-      </w:r>
-      <w:r>
-        <w:rPr>
-          <w:rFonts w:ascii="Roboto Mono" w:hAnsi="Roboto Mono"/>
-          <w:b/>
-          <w:bCs/>
-        </w:rPr>
-        <w:t>cognitive skills</w:t>
-      </w:r>
-      <w:r>
-        <w:rPr>
-          <w:rFonts w:ascii="Roboto Mono" w:hAnsi="Roboto Mono"/>
-        </w:rPr>
-        <w:t xml:space="preserve">, </w:t>
-      </w:r>
-      <w:r>
-        <w:rPr>
-          <w:rFonts w:ascii="Roboto Mono" w:hAnsi="Roboto Mono"/>
-          <w:b/>
-          <w:bCs/>
-        </w:rPr>
-        <w:t>memory</w:t>
-      </w:r>
-      <w:r>
-        <w:rPr>
-          <w:rFonts w:ascii="Roboto Mono" w:hAnsi="Roboto Mono"/>
-        </w:rPr>
-        <w:t xml:space="preserve"> is the mental ability to </w:t>
-      </w:r>
-      <w:r>
-        <w:rPr>
-          <w:rFonts w:ascii="Roboto Mono" w:hAnsi="Roboto Mono"/>
-          <w:b/>
-          <w:bCs/>
-        </w:rPr>
-        <w:t>encode, store, and retrieve information</w:t>
-      </w:r>
-      <w:r>
-        <w:rPr>
-          <w:rFonts w:ascii="Roboto Mono" w:hAnsi="Roboto Mono"/>
-        </w:rPr>
-        <w:t xml:space="preserve"> when needed. It is a fundamental cognitive function that allows humans to learn from experiences, recognize patterns, and make decisions based on past knowledge.</w:t>
-      </w:r>
-    </w:p>
-    <w:p>
-      <w:pPr>
-        <w:rPr>
-          <w:rFonts w:ascii="Roboto Mono" w:hAnsi="Roboto Mono"/>
-        </w:rPr>
-      </w:pPr>
-      <w:r>
-        <w:rPr>
-          <w:rFonts w:ascii="Roboto Mono" w:hAnsi="Roboto Mono"/>
-        </w:rPr>
-        <w:t xml:space="preserve">Memory can be understood in terms of </w:t>
-      </w:r>
-      <w:r>
-        <w:rPr>
-          <w:rFonts w:ascii="Roboto Mono" w:hAnsi="Roboto Mono"/>
-          <w:b/>
-          <w:bCs/>
-        </w:rPr>
-        <w:t>types</w:t>
-      </w:r>
-      <w:r>
-        <w:rPr>
-          <w:rFonts w:ascii="Roboto Mono" w:hAnsi="Roboto Mono"/>
-        </w:rPr>
-        <w:t xml:space="preserve"> and </w:t>
-      </w:r>
-      <w:r>
-        <w:rPr>
-          <w:rFonts w:ascii="Roboto Mono" w:hAnsi="Roboto Mono"/>
-          <w:b/>
-          <w:bCs/>
-        </w:rPr>
-        <w:t>processes</w:t>
-      </w:r>
-      <w:r>
-        <w:rPr>
-          <w:rFonts w:ascii="Roboto Mono" w:hAnsi="Roboto Mono"/>
-        </w:rPr>
-        <w:t>:</w:t>
-      </w:r>
-    </w:p>
-    <w:p>
-      <w:pPr>
-        <w:pStyle w:val="Heading2"/>
-      </w:pPr>
-      <w:r>
-        <w:t>Processes of Memory</w:t>
-      </w:r>
-    </w:p>
-    <w:p>
-      <w:pPr>
-        <w:spacing w:before="240" w:after="240"/>
-      </w:pPr>
-      <w:r>
-        <w:rPr>
-          <w:rFonts w:ascii="Arial" w:eastAsia="Arial" w:hAnsi="Arial" w:cs="Arial"/>
-          <w:b/>
-          <w:color w:val="000000"/>
-          <w:sz w:val="18"/>
-          <w:highlight w:val="lightGray"/>
-        </w:rPr>
-        <w:t># Source: AI Source: Provided by: [Data Path</w:t>
-      </w:r>
+        <w:t xml:space="preserve">: Persons Table -&gt; ID Column: 1, </w:t>
+      </w:r>
+      <w:proofErr w:type="spellStart"/>
       <w:r>
         <w:rPr>
           <w:rFonts w:ascii="Arial" w:eastAsia="Arial" w:hAnsi="Arial" w:cs="Arial"/>
@@ -289,9 +251,9 @@
           <w:sz w:val="18"/>
           <w:highlight w:val="lightGray"/>
         </w:rPr>
-        <w:t xml:space="preserve">: Persons Table -&gt; ID Column: 1, </w:t>
-      </w:r>
-      <w:proofErr w:type="spellStart"/>
+        <w:t>Name_En</w:t>
+      </w:r>
+      <w:proofErr w:type="spellEnd"/>
       <w:r>
         <w:rPr>
           <w:rFonts w:ascii="Arial" w:eastAsia="Arial" w:hAnsi="Arial" w:cs="Arial"/>
@@ -299,9 +261,18 @@
           <w:sz w:val="18"/>
           <w:highlight w:val="lightGray"/>
         </w:rPr>
-        <w:t>Name_En</w:t>
-      </w:r>
-      <w:proofErr w:type="spellEnd"/>
+        <w:t xml:space="preserve"> Column: Motasem Essam] -&gt; </w:t>
+      </w:r>
+      <w:r>
+        <w:rPr>
+          <w:rFonts w:ascii="Arial" w:eastAsia="Arial" w:hAnsi="Arial" w:cs="Arial"/>
+          <w:b/>
+          <w:color w:val="000000"/>
+          <w:sz w:val="18"/>
+          <w:highlight w:val="lightGray"/>
+        </w:rPr>
+        <w:t>From:</w:t>
+      </w:r>
       <w:r>
         <w:rPr>
           <w:rFonts w:ascii="Arial" w:eastAsia="Arial" w:hAnsi="Arial" w:cs="Arial"/>
@@ -309,64 +280,7 @@
           <w:sz w:val="18"/>
           <w:highlight w:val="lightGray"/>
         </w:rPr>
-        <w:t xml:space="preserve"> Column: Motasem Essam] -&gt; </w:t>
-      </w:r>
-      <w:r>
-        <w:rPr>
-          <w:rFonts w:ascii="Arial" w:eastAsia="Arial" w:hAnsi="Arial" w:cs="Arial"/>
-          <w:b/>
-          <w:color w:val="000000"/>
-          <w:sz w:val="18"/>
-          <w:highlight w:val="lightGray"/>
-        </w:rPr>
-        <w:t>From:</w:t>
-      </w:r>
-      <w:r>
-        <w:rPr>
-          <w:rFonts w:ascii="Arial" w:eastAsia="Arial" w:hAnsi="Arial" w:cs="Arial"/>
-          <w:color w:val="000000"/>
-          <w:sz w:val="18"/>
-          <w:highlight w:val="lightGray"/>
-        </w:rPr>
-        <w:t xml:space="preserve"> [</w:t>
-      </w:r>
-      <w:proofErr w:type="spellStart"/>
-      <w:r>
-        <w:rPr>
-          <w:rFonts w:ascii="Arial" w:eastAsia="Arial" w:hAnsi="Arial" w:cs="Arial"/>
-          <w:color w:val="000000"/>
-          <w:sz w:val="18"/>
-          <w:highlight w:val="lightGray"/>
-        </w:rPr>
-        <w:t>Chatgpt</w:t>
-      </w:r>
-      <w:proofErr w:type="spellEnd"/>
-      <w:r>
-        <w:rPr>
-          <w:rFonts w:ascii="Arial" w:eastAsia="Arial" w:hAnsi="Arial" w:cs="Arial"/>
-          <w:color w:val="000000"/>
-          <w:sz w:val="18"/>
-          <w:highlight w:val="lightGray"/>
-        </w:rPr>
-        <w:t xml:space="preserve"> (GPT</w:t>
-      </w:r>
-      <w:r>
-        <w:rPr>
-          <w:rFonts w:ascii="Cambria Math" w:eastAsia="Cambria Math" w:hAnsi="Cambria Math" w:cs="Cambria Math"/>
-          <w:color w:val="000000"/>
-          <w:sz w:val="18"/>
-          <w:highlight w:val="lightGray"/>
-        </w:rPr>
-        <w:t>‑</w:t>
-      </w:r>
-      <w:r>
-        <w:rPr>
-          <w:rFonts w:ascii="Arial" w:eastAsia="Arial" w:hAnsi="Arial" w:cs="Arial"/>
-          <w:color w:val="000000"/>
-          <w:sz w:val="18"/>
-          <w:highlight w:val="lightGray"/>
-        </w:rPr>
-        <w:t xml:space="preserve">5 Mini)] </w:t>
+        <w:t xml:space="preserve"> [ChatGPT] </w:t>
       </w:r>
       <w:r>
         <w:rPr>
@@ -529,45 +443,7 @@
           <w:sz w:val="18"/>
           <w:highlight w:val="lightGray"/>
         </w:rPr>
-        <w:t xml:space="preserve"> [</w:t>
-      </w:r>
-      <w:proofErr w:type="spellStart"/>
-      <w:r>
-        <w:rPr>
-          <w:rFonts w:ascii="Arial" w:eastAsia="Arial" w:hAnsi="Arial" w:cs="Arial"/>
-          <w:color w:val="000000"/>
-          <w:sz w:val="18"/>
-          <w:highlight w:val="lightGray"/>
-        </w:rPr>
-        <w:t>Chatgpt</w:t>
-      </w:r>
-      <w:proofErr w:type="spellEnd"/>
-      <w:r>
-        <w:rPr>
-          <w:rFonts w:ascii="Arial" w:eastAsia="Arial" w:hAnsi="Arial" w:cs="Arial"/>
-          <w:color w:val="000000"/>
-          <w:sz w:val="18"/>
-          <w:highlight w:val="lightGray"/>
-        </w:rPr>
-        <w:t xml:space="preserve"> (GPT</w:t>
-      </w:r>
-      <w:r>
-        <w:rPr>
-          <w:rFonts w:ascii="Cambria Math" w:eastAsia="Cambria Math" w:hAnsi="Cambria Math" w:cs="Cambria Math"/>
-          <w:color w:val="000000"/>
-          <w:sz w:val="18"/>
-          <w:highlight w:val="lightGray"/>
-        </w:rPr>
-        <w:t>‑</w:t>
-      </w:r>
-      <w:r>
-        <w:rPr>
-          <w:rFonts w:ascii="Arial" w:eastAsia="Arial" w:hAnsi="Arial" w:cs="Arial"/>
-          <w:color w:val="000000"/>
-          <w:sz w:val="18"/>
-          <w:highlight w:val="lightGray"/>
-        </w:rPr>
-        <w:t xml:space="preserve">5 Mini)] </w:t>
+        <w:t xml:space="preserve"> [ChatGPT] </w:t>
       </w:r>
       <w:r>
         <w:rPr>
@@ -837,45 +713,7 @@
           <w:sz w:val="18"/>
           <w:highlight w:val="lightGray"/>
         </w:rPr>
-        <w:t xml:space="preserve"> [</w:t>
-      </w:r>
-      <w:proofErr w:type="spellStart"/>
-      <w:r>
-        <w:rPr>
-          <w:rFonts w:ascii="Arial" w:eastAsia="Arial" w:hAnsi="Arial" w:cs="Arial"/>
-          <w:color w:val="000000"/>
-          <w:sz w:val="18"/>
-          <w:highlight w:val="lightGray"/>
-        </w:rPr>
-        <w:t>Chatgpt</w:t>
-      </w:r>
-      <w:proofErr w:type="spellEnd"/>
-      <w:r>
-        <w:rPr>
-          <w:rFonts w:ascii="Arial" w:eastAsia="Arial" w:hAnsi="Arial" w:cs="Arial"/>
-          <w:color w:val="000000"/>
-          <w:sz w:val="18"/>
-          <w:highlight w:val="lightGray"/>
-        </w:rPr>
-        <w:t xml:space="preserve"> (GPT</w:t>
-      </w:r>
-      <w:r>
-        <w:rPr>
-          <w:rFonts w:ascii="Cambria Math" w:eastAsia="Cambria Math" w:hAnsi="Cambria Math" w:cs="Cambria Math"/>
-          <w:color w:val="000000"/>
-          <w:sz w:val="18"/>
-          <w:highlight w:val="lightGray"/>
-        </w:rPr>
-        <w:t>‑</w:t>
-      </w:r>
-      <w:r>
-        <w:rPr>
-          <w:rFonts w:ascii="Arial" w:eastAsia="Arial" w:hAnsi="Arial" w:cs="Arial"/>
-          <w:color w:val="000000"/>
-          <w:sz w:val="18"/>
-          <w:highlight w:val="lightGray"/>
-        </w:rPr>
-        <w:t xml:space="preserve">5 Mini)] </w:t>
+        <w:t xml:space="preserve"> [ChatGPT] </w:t>
       </w:r>
       <w:r>
         <w:rPr>
@@ -1374,45 +1212,7 @@
           <w:sz w:val="18"/>
           <w:highlight w:val="lightGray"/>
         </w:rPr>
-        <w:t xml:space="preserve"> [</w:t>
-      </w:r>
-      <w:proofErr w:type="spellStart"/>
-      <w:r>
-        <w:rPr>
-          <w:rFonts w:ascii="Arial" w:eastAsia="Arial" w:hAnsi="Arial" w:cs="Arial"/>
-          <w:color w:val="000000"/>
-          <w:sz w:val="18"/>
-          <w:highlight w:val="lightGray"/>
-        </w:rPr>
-        <w:t>Chatgpt</w:t>
-      </w:r>
-      <w:proofErr w:type="spellEnd"/>
-      <w:r>
-        <w:rPr>
-          <w:rFonts w:ascii="Arial" w:eastAsia="Arial" w:hAnsi="Arial" w:cs="Arial"/>
-          <w:color w:val="000000"/>
-          <w:sz w:val="18"/>
-          <w:highlight w:val="lightGray"/>
-        </w:rPr>
-        <w:t xml:space="preserve"> (GPT</w:t>
-      </w:r>
-      <w:r>
-        <w:rPr>
-          <w:rFonts w:ascii="Cambria Math" w:eastAsia="Cambria Math" w:hAnsi="Cambria Math" w:cs="Cambria Math"/>
-          <w:color w:val="000000"/>
-          <w:sz w:val="18"/>
-          <w:highlight w:val="lightGray"/>
-        </w:rPr>
-        <w:t>‑</w:t>
-      </w:r>
-      <w:r>
-        <w:rPr>
-          <w:rFonts w:ascii="Arial" w:eastAsia="Arial" w:hAnsi="Arial" w:cs="Arial"/>
-          <w:color w:val="000000"/>
-          <w:sz w:val="18"/>
-          <w:highlight w:val="lightGray"/>
-        </w:rPr>
-        <w:t xml:space="preserve">5 Mini)] </w:t>
+        <w:t xml:space="preserve"> [ChatGPT] </w:t>
       </w:r>
       <w:r>
         <w:rPr>
